--- a/assignments/Final Project/Project Brief.docx
+++ b/assignments/Final Project/Project Brief.docx
@@ -26,6 +26,21 @@
       </w:pPr>
     </w:p>
     <w:p>
+      <w:pPr>
+        <w:rPr>
+          <w:b/>
+          <w:bCs/>
+        </w:rPr>
+      </w:pPr>
+      <w:r>
+        <w:rPr>
+          <w:b/>
+          <w:bCs/>
+        </w:rPr>
+        <w:t>Problem Statement:</w:t>
+      </w:r>
+    </w:p>
+    <w:p>
       <w:r>
         <w:t xml:space="preserve">Narrative in games can feel very scripted and static. Trying to avoid that process involves hundreds of hours of building out dialogue trees, where modern </w:t>
       </w:r>
@@ -43,15 +58,7 @@
       </w:r>
       <w:proofErr w:type="gramEnd"/>
       <w:r>
-        <w:t xml:space="preserve"> avoiding a static, boring sense of dialogue/narrative. However, what if the user is from a different culture? Or if the user has trouble reading, or trouble paying attention to long dialogue scenes? When games are published, the dialogue </w:t>
-      </w:r>
-      <w:proofErr w:type="gramStart"/>
-      <w:r>
-        <w:t>is either</w:t>
-      </w:r>
-      <w:proofErr w:type="gramEnd"/>
-      <w:r>
-        <w:t xml:space="preserve"> made for a global audience. Or they include specific culture references that include others. If the game and narrative adapted to the player based on a profile, it could drastically increase inclusivity and immersion.</w:t>
+        <w:t xml:space="preserve"> avoiding a static, boring sense of dialogue/narrative. However, what if the user is from a different culture? Or if the user has trouble reading, or trouble paying attention to long dialogue scenes? When games are published, the dialogue is either made for a global audience. Or they include specific culture references that include others. If the game and narrative adapted to the player based on a profile, it could drastically increase inclusivity and immersion.</w:t>
       </w:r>
       <w:r>
         <w:br/>
@@ -68,6 +75,53 @@
         <w:t>After refining this a lot to get it to a polished state, if given more time: I want to showcase a use of this profile. Such as altering dialogue based on the profile.</w:t>
       </w:r>
     </w:p>
+    <w:p/>
+    <w:p>
+      <w:pPr>
+        <w:rPr>
+          <w:b/>
+          <w:bCs/>
+        </w:rPr>
+      </w:pPr>
+      <w:r>
+        <w:rPr>
+          <w:b/>
+          <w:bCs/>
+        </w:rPr>
+        <w:t>Technical Implementation:</w:t>
+      </w:r>
+    </w:p>
+    <w:p>
+      <w:r>
+        <w:t>Final implementation in Unity.</w:t>
+      </w:r>
+    </w:p>
+    <w:p>
+      <w:r>
+        <w:t>Fine tune a model to converse with a user, and to start building a profile.</w:t>
+      </w:r>
+    </w:p>
+    <w:p>
+      <w:r>
+        <w:t>Use RAG, and possibly fine tune another model for cultural references.</w:t>
+      </w:r>
+    </w:p>
+    <w:p>
+      <w:r>
+        <w:t>Possible fine tune another model for accessibility purposes.</w:t>
+      </w:r>
+    </w:p>
+    <w:p>
+      <w:r>
+        <w:t>Should I implement a larger model such as GPT?</w:t>
+      </w:r>
+    </w:p>
+    <w:p>
+      <w:r>
+        <w:t>Is it too much time to fine tune multiple models?</w:t>
+      </w:r>
+    </w:p>
+    <w:p/>
     <w:sectPr>
       <w:pgSz w:w="12240" w:h="15840"/>
       <w:pgMar w:top="1440" w:right="1440" w:bottom="1440" w:left="1440" w:header="720" w:footer="720" w:gutter="0"/>
